--- a/BAITE203_Lab_Assessment_Part2_Implementation_and_Performance_Evaluation_Clean_Final.docx
+++ b/BAITE203_Lab_Assessment_Part2_Implementation_and_Performance_Evaluation_Clean_Final.docx
@@ -3099,6 +3099,19 @@
     </w:p>
     <w:p>
       <w:pPr>
+        <w:spacing w:after="80" w:line="276" w:lineRule="auto"/>
+      </w:pPr>
+      <w:r>
+        <w:rPr>
+          <w:rFonts w:ascii="Calibri" w:hAnsi="Calibri"/>
+          <w:color w:val="222222"/>
+          <w:sz w:val="21"/>
+        </w:rPr>
+        <w:t>Below are direct visual captures from the simulation software demonstrating dynamic failover, sub-second convergence telemetry, and RFC 2328 protocol mechanics specified in Part 2:</w:t>
+      </w:r>
+    </w:p>
+    <w:p>
+      <w:pPr>
         <w:spacing w:before="120" w:after="40"/>
         <w:jc w:val="center"/>
       </w:pPr>
@@ -3139,6 +3152,61 @@
     </w:p>
     <w:p>
       <w:pPr>
+        <w:spacing w:after="160"/>
+        <w:jc w:val="center"/>
+      </w:pPr>
+      <w:r>
+        <w:rPr>
+          <w:rFonts w:ascii="Calibri" w:hAnsi="Calibri"/>
+          <w:i/>
+          <w:color w:val="475569"/>
+          <w:sz w:val="19"/>
+        </w:rPr>
+        <w:t>Figure A1: Simulation Software — Dynamic Failover Demo Console. Location: Top navigation bar -&gt; 'Dynamic Failover Demo'. Shows simulated primary fiber severance (CTS-Core1 &lt;-&gt; SJT-ABR), sub-second failover telemetry (1.8 ms latency, 0.00% packet loss), and live Cisco IOS Syslog event stream.</w:t>
+      </w:r>
+    </w:p>
+    <w:p>
+      <w:pPr>
+        <w:spacing w:before="120" w:after="40"/>
+        <w:jc w:val="center"/>
+      </w:pPr>
+      <w:r>
+        <w:drawing>
+          <wp:inline xmlns:a="http://schemas.openxmlformats.org/drawingml/2006/main" xmlns:pic="http://schemas.openxmlformats.org/drawingml/2006/picture">
+            <wp:extent cx="5120640" cy="2598661"/>
+            <wp:docPr id="6" name="Picture 6"/>
+            <wp:cNvGraphicFramePr>
+              <a:graphicFrameLocks noChangeAspect="1"/>
+            </wp:cNvGraphicFramePr>
+            <a:graphic>
+              <a:graphicData uri="http://schemas.openxmlformats.org/drawingml/2006/picture">
+                <pic:pic>
+                  <pic:nvPicPr>
+                    <pic:cNvPr id="0" name="software_view4_protocol.png"/>
+                    <pic:cNvPicPr/>
+                  </pic:nvPicPr>
+                  <pic:blipFill>
+                    <a:blip r:embed="rId14"/>
+                    <a:stretch>
+                      <a:fillRect/>
+                    </a:stretch>
+                  </pic:blipFill>
+                  <pic:spPr>
+                    <a:xfrm>
+                      <a:off x="0" y="0"/>
+                      <a:ext cx="5120640" cy="2598661"/>
+                    </a:xfrm>
+                    <a:prstGeom prst="rect"/>
+                  </pic:spPr>
+                </pic:pic>
+              </a:graphicData>
+            </a:graphic>
+          </wp:inline>
+        </w:drawing>
+      </w:r>
+    </w:p>
+    <w:p>
+      <w:pPr>
         <w:spacing w:after="200"/>
         <w:jc w:val="center"/>
       </w:pPr>
@@ -3149,7 +3217,7 @@
           <w:color w:val="475569"/>
           <w:sz w:val="19"/>
         </w:rPr>
-        <w:t>Figure A2: VIT Vellore Campus Network Simulation Software (Dynamic Failover Demo View) — Simulated Primary Fiber Severance (CTS-Core1 &lt;-&gt; SJT-ABR), Sub-Second Failover Telemetry (1.8 ms Latency, 0.00% Packet Loss), and Live Cisco IOS Syslog Event Stream.</w:t>
+        <w:t>Figure A2: Simulation Software — RFC 2328 Protocol Mechanics &amp; Packet Header Inspection. Location: Top navigation bar -&gt; 'Protocol &amp; Packets'. Displays the bit-level 24-byte OSPF packet header grid and the 8-state neighbor finite state machine sequence from Down to Full.</w:t>
       </w:r>
     </w:p>
     <w:p>
